--- a/backend/templates/leave_template_abroad.docx
+++ b/backend/templates/leave_template_abroad.docx
@@ -1159,7 +1159,7 @@
           <w:u w:val="dotted"/>
           <w:cs/>
         </w:rPr>
-        <w:t xml:space="preserve"> </w:t>
+        <w:t>{note}</w:t>
       </w:r>
       <w:r>
         <w:rPr>
@@ -1171,7 +1171,6 @@
           <w:u w:val="dotted"/>
           <w:cs/>
         </w:rPr>
-        <w:t xml:space="preserve">   </w:t>
       </w:r>
       <w:r>
         <w:rPr>
@@ -1183,7 +1182,6 @@
           <w:u w:val="dotted"/>
           <w:cs/>
         </w:rPr>
-        <w:t xml:space="preserve"> </w:t>
       </w:r>
       <w:r>
         <w:rPr>
@@ -1195,7 +1193,6 @@
           <w:u w:val="dotted"/>
           <w:cs/>
         </w:rPr>
-        <w:t xml:space="preserve"> </w:t>
       </w:r>
       <w:r>
         <w:rPr>
@@ -1207,7 +1204,6 @@
           <w:u w:val="dotted"/>
           <w:cs/>
         </w:rPr>
-        <w:t xml:space="preserve">      </w:t>
       </w:r>
       <w:r>
         <w:rPr>
@@ -1219,7 +1215,6 @@
           <w:u w:val="dotted"/>
           <w:cs/>
         </w:rPr>
-        <w:t xml:space="preserve">           </w:t>
       </w:r>
       <w:r>
         <w:rPr>
@@ -1231,7 +1226,6 @@
           <w:u w:val="dotted"/>
           <w:cs/>
         </w:rPr>
-        <w:t xml:space="preserve"> </w:t>
       </w:r>
       <w:r>
         <w:rPr>
@@ -1243,7 +1237,6 @@
           <w:u w:val="dotted"/>
           <w:cs/>
         </w:rPr>
-        <w:t xml:space="preserve"> </w:t>
       </w:r>
       <w:r>
         <w:rPr>
@@ -1255,7 +1248,6 @@
           <w:u w:val="dotted"/>
           <w:cs/>
         </w:rPr>
-        <w:t xml:space="preserve">                 </w:t>
       </w:r>
       <w:r>
         <w:rPr>
@@ -1267,7 +1259,6 @@
           <w:u w:val="dotted"/>
           <w:cs/>
         </w:rPr>
-        <w:t xml:space="preserve">  </w:t>
       </w:r>
       <w:r>
         <w:rPr>
@@ -1279,7 +1270,6 @@
           <w:u w:val="dotted"/>
           <w:cs/>
         </w:rPr>
-        <w:t xml:space="preserve">   </w:t>
       </w:r>
       <w:r>
         <w:rPr>
